--- a/deliverables/pathway_3b_seaside_lagoons.docx
+++ b/deliverables/pathway_3b_seaside_lagoons.docx
@@ -259,7 +259,17 @@
         <w:t xml:space="preserve"> </w:t>
       </w:r>
       <w:r>
-        <w:t xml:space="preserve">seeds were broadcast across South, Cobb, Spider Crab, and Hog Island Bays. Orth, Lefcheck, McGlathery, Aoki, Luckenbach, Moore, Oreska, Snyder, Wilcox &amp; Lusk (2020, Science Advances 6:eabc6434) synthesized the outcome: 3,612 ha of restored seagrass by 2018, growing at ~240 ha yr⁻¹ since 2007, with downstream recovery of sediment carbon burial, benthic invertebrate density, fish biomass, and water clarity. More recent VIMS/TNC census figures (2024–2025) put total restored extent at roughly 4,000–4,800 ha, or ~10,000 acres — the largest successful seagrass restoration on record worldwide. The restoration has become a template for seagrass recovery projects globally.</w:t>
+        <w:t xml:space="preserve">seeds were broadcast across South, Cobb, Spider Crab, and Hog Island Bays. Orth, Lefcheck, McGlathery, Aoki, Luckenbach, Moore, Oreska, Snyder, Wilcox &amp; Lusk (2020, Science Advances 6:eabc6434) synthesized the outcome: 3,612 ha of restored seagrass by 2018, growing at ~240 ha yr⁻¹ since 2007, with downstream recovery of sediment carbon burial, benthic invertebrate density, fish biomass, and water clarity. At 3,612 ha (~8,900 acres) this is the largest successful seagrass restoration on record worldwide, and the single largest eelgrass habitat between North Carolina and Long Island Sound (VIMS 2020). The restoration has become a template for seagrass recovery projects globally.</w:t>
+      </w:r>
+      <w:r>
+        <w:t xml:space="preserve"> </w:t>
+      </w:r>
+      <w:r>
+        <w:rPr>
+          <w:iCs/>
+          <w:i/>
+        </w:rPr>
+        <w:t xml:space="preserve">Note: extent has continued to expand since the 2018 census reported in Orth et al. 2020, but no peer-reviewed updated total has been located; cite 3,612 ha as the last published figure rather than extrapolating.</w:t>
       </w:r>
     </w:p>
     <w:p>
@@ -725,7 +735,7 @@
         <w:t xml:space="preserve"> </w:t>
       </w:r>
       <w:r>
-        <w:t xml:space="preserve">The seaside lagoons remain in a seagrass-dominated state, with the restored meadow still expanding (~240 ha yr⁻¹ since 2007, ~4,000–4,800 ha by 2025), measurable C and N burial (Oreska et al. 2020; Aoki et al. 2020), and the first sustained bay scallop recovery signal in ~90 years (VIMS ESL 2025). Water clarity and nutrient concentrations in lagoon interiors remain low by global shallow-lagoon standards. The system is functioning. But it carries visible vulnerability: the 2015 marine heat wave caused ~50% areal eelgrass loss from which recovery is still incomplete;</w:t>
+        <w:t xml:space="preserve">The seaside lagoons remain in a seagrass-dominated state, with the restored meadow still expanding (~240 ha yr⁻¹ since 2007; 3,612 ha as of the 2018 census, Orth et al. 2020), measurable C and N burial (Oreska et al. 2020; Aoki et al. 2020), and the first sustained bay scallop recovery signal in ~90 years (VIMS ESL 2025). Water clarity and nutrient concentrations in lagoon interiors remain low by global shallow-lagoon standards. The system is functioning. But it carries visible vulnerability: the 2015 marine heat wave caused ~50% areal eelgrass loss from which recovery is still incomplete;</w:t>
       </w:r>
       <w:r>
         <w:t xml:space="preserve"> </w:t>
